--- a/hub/files/PMap-Lab.docx
+++ b/hub/files/PMap-Lab.docx
@@ -57,7 +57,21 @@
                 <w:b/>
                 <w:sz w:val="19"/>
               </w:rPr>
-              <w:t>50 (team lab)</w:t>
+              <w:t xml:space="preserve">Not separately graded — this workbook is the working guide for your PA8 presentation's </w:t>
+            </w:r>
+            <w:r>
+              <w:rPr>
+                <w:b/>
+                <w:sz w:val="19"/>
+              </w:rPr>
+              <w:t>AI extension</w:t>
+            </w:r>
+            <w:r>
+              <w:rPr>
+                <w:b/>
+                <w:sz w:val="19"/>
+              </w:rPr>
+              <w:t>, evaluated inside PA8's "AI extension &amp; simulation recommendations" category</w:t>
             </w:r>
           </w:p>
         </w:tc>
@@ -95,7 +109,7 @@
               <w:rPr>
                 <w:sz w:val="19"/>
               </w:rPr>
-              <w:t>Sunday Nov 22, 11:59 PM</w:t>
+              <w:t>Have the workbook done by Sunday Nov 22, 11:59 PM — your presentation is Nov 23 or Nov 25</w:t>
             </w:r>
           </w:p>
         </w:tc>
@@ -171,7 +185,7 @@
               <w:rPr>
                 <w:sz w:val="19"/>
               </w:rPr>
-              <w:t>Canvas — one PDF: memo ≤5 pages + exhibits + the filled Audit Box from Appendix A</w:t>
+              <w:t>Nothing separate — the map exhibits and Audit Box verdicts go into your PA8 deck (keep the workbook; it backs your Q&amp;A answers)</w:t>
             </w:r>
           </w:p>
         </w:tc>

--- a/hub/files/PMap-Lab.docx
+++ b/hub/files/PMap-Lab.docx
@@ -209,13 +209,13 @@
         <w:t>Positioning &amp; Perceptual Maps</w:t>
       </w:r>
       <w:r>
-        <w:t xml:space="preserve"> (week 12: Mon Nov 9 kickoff · Wed Nov 11 holiday — start async · Wed Nov 18 work session) → Practice — Summit Point round </w:t>
+        <w:t xml:space="preserve"> (week 12: Mon Nov 9 kickoff · Wed Nov 11 holiday — start async · Wed Nov 18 work session) → Practice — Summit Point </w:t>
       </w:r>
       <w:r>
         <w:rPr>
           <w:b/>
         </w:rPr>
-        <w:t>r14</w:t>
+        <w:t>Round 13</w:t>
       </w:r>
       <w:r>
         <w:t xml:space="preserve"> (</w:t>
